--- a/pluska2526/Notes/Set32SamplingDistributions/Set34SamplingDistributions.docx
+++ b/pluska2526/Notes/Set32SamplingDistributions/Set34SamplingDistributions.docx
@@ -504,16 +504,7 @@
                 <w:sz w:val="20"/>
                 <w:szCs w:val="20"/>
               </w:rPr>
-              <w:t>.5: Determine Whether a Statistic Is a Biased or Unbiased Estimator</w:t>
-            </w:r>
-            <w:r>
-              <w:rPr>
-                <w:b/>
-                <w:color w:val="800080"/>
-                <w:sz w:val="20"/>
-                <w:szCs w:val="20"/>
-              </w:rPr>
-              <w:t xml:space="preserve"> </w:t>
+              <w:t xml:space="preserve">.5: Determine Whether a Statistic Is a Biased or Unbiased Estimator </w:t>
             </w:r>
           </w:p>
           <w:p>
@@ -808,7 +799,7 @@
           <w:sz w:val="20"/>
           <w:szCs w:val="20"/>
         </w:rPr>
-        <w:t>In statistics, we often want to learn about a large population. Since collecting data for an entire population is often impossible, researchers may use a smaller sample of data to try to answer their questions.</w:t>
+        <w:t>In statistics, we often want to learn about a large population. To do this, a researcher might calculate a statistic such as mean or median for a sample of data. Then they can use that statistic as an estimate for the population value they really care about.</w:t>
       </w:r>
     </w:p>
     <w:p>
@@ -839,310 +830,8 @@
           <w:sz w:val="20"/>
           <w:szCs w:val="20"/>
         </w:rPr>
-        <w:t>To do this, a researcher might calculate a statistic such as mean or median for a sample of data. Then they can use that statistic as an estimate for the population value they really care about.</w:t>
-      </w:r>
-    </w:p>
-    <w:p>
-      <w:pPr>
-        <w:shd w:val="clear" w:color="auto" w:fill="FFFFFF"/>
-        <w:rPr>
-          <w:rFonts w:asciiTheme="minorHAnsi" w:hAnsiTheme="minorHAnsi" w:cstheme="minorHAnsi"/>
-          <w:color w:val="10162F"/>
-          <w:sz w:val="20"/>
-          <w:szCs w:val="20"/>
-        </w:rPr>
-      </w:pPr>
-    </w:p>
-    <w:p>
-      <w:pPr>
-        <w:shd w:val="clear" w:color="auto" w:fill="FFFFFF"/>
-        <w:rPr>
-          <w:rFonts w:asciiTheme="minorHAnsi" w:hAnsiTheme="minorHAnsi" w:cstheme="minorHAnsi"/>
-          <w:color w:val="10162F"/>
-          <w:sz w:val="20"/>
-          <w:szCs w:val="20"/>
-        </w:rPr>
-      </w:pPr>
-      <w:r>
-        <w:rPr>
-          <w:rFonts w:asciiTheme="minorHAnsi" w:hAnsiTheme="minorHAnsi" w:cstheme="minorHAnsi"/>
-          <w:color w:val="10162F"/>
-          <w:sz w:val="20"/>
-          <w:szCs w:val="20"/>
-        </w:rPr>
-        <w:t>For example, suppose that a researcher wants to know the average weight of all Atlantic Salmon fish. It would be impossible to catch every single fish. Instead, the researchers might collect a sample of 50 fish off the coast of Nova Scotia and determine that the average weight of those fish is </w:t>
-      </w:r>
-      <w:r>
-        <w:rPr>
-          <w:rFonts w:asciiTheme="minorHAnsi" w:hAnsiTheme="minorHAnsi" w:cstheme="minorHAnsi"/>
-          <w:i/>
-          <w:iCs/>
-          <w:color w:val="10162F"/>
-          <w:sz w:val="20"/>
-          <w:szCs w:val="20"/>
-        </w:rPr>
-        <w:t>x</w:t>
-      </w:r>
-      <w:r>
-        <w:rPr>
-          <w:rFonts w:asciiTheme="minorHAnsi" w:hAnsiTheme="minorHAnsi" w:cstheme="minorHAnsi"/>
-          <w:color w:val="10162F"/>
-          <w:sz w:val="20"/>
-          <w:szCs w:val="20"/>
-        </w:rPr>
-        <w:t>. If the same researchers collected 50 new fish and took the new average weight, that average would likely be slightly different than the first sample average.</w:t>
-      </w:r>
-    </w:p>
-    <w:p>
-      <w:pPr>
-        <w:shd w:val="clear" w:color="auto" w:fill="FFFFFF"/>
-        <w:rPr>
-          <w:rFonts w:asciiTheme="minorHAnsi" w:hAnsiTheme="minorHAnsi" w:cstheme="minorHAnsi"/>
-          <w:color w:val="10162F"/>
-          <w:sz w:val="20"/>
-          <w:szCs w:val="20"/>
-        </w:rPr>
-      </w:pPr>
-    </w:p>
-    <w:p>
-      <w:pPr>
-        <w:shd w:val="clear" w:color="auto" w:fill="FFFFFF"/>
-        <w:rPr>
-          <w:rFonts w:asciiTheme="minorHAnsi" w:hAnsiTheme="minorHAnsi" w:cstheme="minorHAnsi"/>
-          <w:color w:val="10162F"/>
-          <w:sz w:val="20"/>
-          <w:szCs w:val="20"/>
-        </w:rPr>
-      </w:pPr>
-      <w:r>
-        <w:rPr>
-          <w:rFonts w:asciiTheme="minorHAnsi" w:hAnsiTheme="minorHAnsi" w:cstheme="minorHAnsi"/>
-          <w:color w:val="10162F"/>
-          <w:sz w:val="20"/>
-          <w:szCs w:val="20"/>
-        </w:rPr>
         <w:t>The image below shows how sample size affects the shape of a sample distribution and the sample mean. As the sample size gets larger, the sample tends to look more like the population, and the sample mean is more likely to be close to the true population mean. In larger samples, extreme values have less influence on the mean, so the estimate of the population mean is usually more stable and reliable.</w:t>
       </w:r>
-    </w:p>
-    <w:p>
-      <w:pPr>
-        <w:shd w:val="clear" w:color="auto" w:fill="FFFFFF"/>
-        <w:rPr>
-          <w:rFonts w:asciiTheme="minorHAnsi" w:hAnsiTheme="minorHAnsi" w:cstheme="minorHAnsi"/>
-          <w:color w:val="10162F"/>
-          <w:sz w:val="20"/>
-          <w:szCs w:val="20"/>
-        </w:rPr>
-      </w:pPr>
-    </w:p>
-    <w:p>
-      <w:pPr>
-        <w:shd w:val="clear" w:color="auto" w:fill="FFFFFF"/>
-        <w:rPr>
-          <w:rFonts w:asciiTheme="minorHAnsi" w:hAnsiTheme="minorHAnsi" w:cstheme="minorHAnsi"/>
-          <w:color w:val="10162F"/>
-          <w:sz w:val="20"/>
-          <w:szCs w:val="20"/>
-        </w:rPr>
-      </w:pPr>
-    </w:p>
-    <w:p>
-      <w:pPr>
-        <w:shd w:val="clear" w:color="auto" w:fill="FFFFFF"/>
-        <w:rPr>
-          <w:rFonts w:asciiTheme="minorHAnsi" w:hAnsiTheme="minorHAnsi" w:cstheme="minorHAnsi"/>
-          <w:color w:val="10162F"/>
-          <w:sz w:val="20"/>
-          <w:szCs w:val="20"/>
-        </w:rPr>
-      </w:pPr>
-    </w:p>
-    <w:p>
-      <w:pPr>
-        <w:shd w:val="clear" w:color="auto" w:fill="FFFFFF"/>
-        <w:rPr>
-          <w:rFonts w:asciiTheme="minorHAnsi" w:hAnsiTheme="minorHAnsi" w:cstheme="minorHAnsi"/>
-          <w:color w:val="10162F"/>
-          <w:sz w:val="20"/>
-          <w:szCs w:val="20"/>
-        </w:rPr>
-      </w:pPr>
-    </w:p>
-    <w:p>
-      <w:pPr>
-        <w:shd w:val="clear" w:color="auto" w:fill="FFFFFF"/>
-        <w:rPr>
-          <w:rFonts w:asciiTheme="minorHAnsi" w:hAnsiTheme="minorHAnsi" w:cstheme="minorHAnsi"/>
-          <w:color w:val="10162F"/>
-          <w:sz w:val="20"/>
-          <w:szCs w:val="20"/>
-        </w:rPr>
-      </w:pPr>
-    </w:p>
-    <w:p>
-      <w:pPr>
-        <w:shd w:val="clear" w:color="auto" w:fill="FFFFFF"/>
-        <w:rPr>
-          <w:rFonts w:asciiTheme="minorHAnsi" w:hAnsiTheme="minorHAnsi" w:cstheme="minorHAnsi"/>
-          <w:color w:val="10162F"/>
-          <w:sz w:val="20"/>
-          <w:szCs w:val="20"/>
-        </w:rPr>
-      </w:pPr>
-    </w:p>
-    <w:p>
-      <w:pPr>
-        <w:shd w:val="clear" w:color="auto" w:fill="FFFFFF"/>
-        <w:rPr>
-          <w:rFonts w:asciiTheme="minorHAnsi" w:hAnsiTheme="minorHAnsi" w:cstheme="minorHAnsi"/>
-          <w:color w:val="10162F"/>
-          <w:sz w:val="20"/>
-          <w:szCs w:val="20"/>
-        </w:rPr>
-      </w:pPr>
-    </w:p>
-    <w:p>
-      <w:pPr>
-        <w:shd w:val="clear" w:color="auto" w:fill="FFFFFF"/>
-        <w:rPr>
-          <w:rFonts w:asciiTheme="minorHAnsi" w:hAnsiTheme="minorHAnsi" w:cstheme="minorHAnsi"/>
-          <w:color w:val="10162F"/>
-          <w:sz w:val="20"/>
-          <w:szCs w:val="20"/>
-        </w:rPr>
-      </w:pPr>
-    </w:p>
-    <w:p>
-      <w:pPr>
-        <w:shd w:val="clear" w:color="auto" w:fill="FFFFFF"/>
-        <w:rPr>
-          <w:rFonts w:asciiTheme="minorHAnsi" w:hAnsiTheme="minorHAnsi" w:cstheme="minorHAnsi"/>
-          <w:color w:val="10162F"/>
-          <w:sz w:val="20"/>
-          <w:szCs w:val="20"/>
-        </w:rPr>
-      </w:pPr>
-    </w:p>
-    <w:p>
-      <w:pPr>
-        <w:shd w:val="clear" w:color="auto" w:fill="FFFFFF"/>
-        <w:rPr>
-          <w:rFonts w:asciiTheme="minorHAnsi" w:hAnsiTheme="minorHAnsi" w:cstheme="minorHAnsi"/>
-          <w:color w:val="10162F"/>
-          <w:sz w:val="20"/>
-          <w:szCs w:val="20"/>
-        </w:rPr>
-      </w:pPr>
-    </w:p>
-    <w:p>
-      <w:pPr>
-        <w:shd w:val="clear" w:color="auto" w:fill="FFFFFF"/>
-        <w:rPr>
-          <w:rFonts w:asciiTheme="minorHAnsi" w:hAnsiTheme="minorHAnsi" w:cstheme="minorHAnsi"/>
-          <w:color w:val="10162F"/>
-          <w:sz w:val="20"/>
-          <w:szCs w:val="20"/>
-        </w:rPr>
-      </w:pPr>
-    </w:p>
-    <w:p>
-      <w:pPr>
-        <w:shd w:val="clear" w:color="auto" w:fill="FFFFFF"/>
-        <w:rPr>
-          <w:rFonts w:asciiTheme="minorHAnsi" w:hAnsiTheme="minorHAnsi" w:cstheme="minorHAnsi"/>
-          <w:color w:val="10162F"/>
-          <w:sz w:val="20"/>
-          <w:szCs w:val="20"/>
-        </w:rPr>
-      </w:pPr>
-    </w:p>
-    <w:p>
-      <w:pPr>
-        <w:shd w:val="clear" w:color="auto" w:fill="FFFFFF"/>
-        <w:rPr>
-          <w:rFonts w:asciiTheme="minorHAnsi" w:hAnsiTheme="minorHAnsi" w:cstheme="minorHAnsi"/>
-          <w:color w:val="10162F"/>
-          <w:sz w:val="20"/>
-          <w:szCs w:val="20"/>
-        </w:rPr>
-      </w:pPr>
-    </w:p>
-    <w:p>
-      <w:pPr>
-        <w:shd w:val="clear" w:color="auto" w:fill="FFFFFF"/>
-        <w:rPr>
-          <w:rFonts w:asciiTheme="minorHAnsi" w:hAnsiTheme="minorHAnsi" w:cstheme="minorHAnsi"/>
-          <w:color w:val="10162F"/>
-          <w:sz w:val="20"/>
-          <w:szCs w:val="20"/>
-        </w:rPr>
-      </w:pPr>
-    </w:p>
-    <w:p>
-      <w:pPr>
-        <w:shd w:val="clear" w:color="auto" w:fill="FFFFFF"/>
-        <w:rPr>
-          <w:rFonts w:asciiTheme="minorHAnsi" w:hAnsiTheme="minorHAnsi" w:cstheme="minorHAnsi"/>
-          <w:color w:val="10162F"/>
-          <w:sz w:val="20"/>
-          <w:szCs w:val="20"/>
-        </w:rPr>
-      </w:pPr>
-    </w:p>
-    <w:p>
-      <w:pPr>
-        <w:shd w:val="clear" w:color="auto" w:fill="FFFFFF"/>
-        <w:rPr>
-          <w:rFonts w:asciiTheme="minorHAnsi" w:hAnsiTheme="minorHAnsi" w:cstheme="minorHAnsi"/>
-          <w:color w:val="10162F"/>
-          <w:sz w:val="20"/>
-          <w:szCs w:val="20"/>
-        </w:rPr>
-      </w:pPr>
-    </w:p>
-    <w:p>
-      <w:pPr>
-        <w:shd w:val="clear" w:color="auto" w:fill="FFFFFF"/>
-        <w:rPr>
-          <w:rFonts w:asciiTheme="minorHAnsi" w:hAnsiTheme="minorHAnsi" w:cstheme="minorHAnsi"/>
-          <w:color w:val="10162F"/>
-          <w:sz w:val="20"/>
-          <w:szCs w:val="20"/>
-        </w:rPr>
-      </w:pPr>
-    </w:p>
-    <w:p>
-      <w:pPr>
-        <w:shd w:val="clear" w:color="auto" w:fill="FFFFFF"/>
-        <w:rPr>
-          <w:rFonts w:asciiTheme="minorHAnsi" w:hAnsiTheme="minorHAnsi" w:cstheme="minorHAnsi"/>
-          <w:color w:val="10162F"/>
-          <w:sz w:val="20"/>
-          <w:szCs w:val="20"/>
-        </w:rPr>
-      </w:pPr>
-    </w:p>
-    <w:p>
-      <w:pPr>
-        <w:shd w:val="clear" w:color="auto" w:fill="FFFFFF"/>
-        <w:rPr>
-          <w:rFonts w:asciiTheme="minorHAnsi" w:hAnsiTheme="minorHAnsi" w:cstheme="minorHAnsi"/>
-          <w:color w:val="10162F"/>
-          <w:sz w:val="20"/>
-          <w:szCs w:val="20"/>
-        </w:rPr>
-      </w:pPr>
-    </w:p>
-    <w:p>
-      <w:pPr>
-        <w:shd w:val="clear" w:color="auto" w:fill="FFFFFF"/>
-        <w:rPr>
-          <w:rFonts w:asciiTheme="minorHAnsi" w:hAnsiTheme="minorHAnsi" w:cstheme="minorHAnsi"/>
-          <w:color w:val="10162F"/>
-          <w:sz w:val="20"/>
-          <w:szCs w:val="20"/>
-        </w:rPr>
-      </w:pPr>
     </w:p>
     <w:p>
       <w:pPr>
@@ -1191,6 +880,7 @@
             <w:r>
               <w:rPr>
                 <w:rFonts w:asciiTheme="minorHAnsi" w:hAnsiTheme="minorHAnsi" w:cstheme="minorHAnsi"/>
+                <w:noProof/>
                 <w:color w:val="10162F"/>
                 <w:sz w:val="20"/>
                 <w:szCs w:val="20"/>
@@ -1283,6 +973,7 @@
             <w:r>
               <w:rPr>
                 <w:rFonts w:asciiTheme="minorHAnsi" w:hAnsiTheme="minorHAnsi" w:cstheme="minorHAnsi"/>
+                <w:noProof/>
                 <w:color w:val="10162F"/>
                 <w:sz w:val="20"/>
                 <w:szCs w:val="20"/>
@@ -1369,6 +1060,7 @@
             <w:r>
               <w:rPr>
                 <w:rFonts w:asciiTheme="minorHAnsi" w:hAnsiTheme="minorHAnsi" w:cstheme="minorHAnsi"/>
+                <w:noProof/>
                 <w:color w:val="10162F"/>
                 <w:sz w:val="20"/>
                 <w:szCs w:val="20"/>
@@ -1412,6 +1104,22 @@
           </w:p>
         </w:tc>
       </w:tr>
+    </w:tbl>
+    <w:p/>
+    <w:p/>
+    <w:p/>
+    <w:p/>
+    <w:p/>
+    <w:p/>
+    <w:tbl>
+      <w:tblPr>
+        <w:tblStyle w:val="TableGrid"/>
+        <w:tblW w:w="0" w:type="auto"/>
+        <w:tblLook w:val="04A0" w:firstRow="1" w:lastRow="0" w:firstColumn="1" w:lastColumn="0" w:noHBand="0" w:noVBand="1"/>
+      </w:tblPr>
+      <w:tblGrid>
+        <w:gridCol w:w="9962"/>
+      </w:tblGrid>
       <w:tr>
         <w:tc>
           <w:tcPr>
@@ -1433,6 +1141,7 @@
                 <w:sz w:val="20"/>
                 <w:szCs w:val="20"/>
               </w:rPr>
+              <w:lastRenderedPageBreak/>
               <w:t>Sample size 100</w:t>
             </w:r>
           </w:p>
@@ -1455,32 +1164,7 @@
             <w:r>
               <w:rPr>
                 <w:rFonts w:asciiTheme="minorHAnsi" w:hAnsiTheme="minorHAnsi" w:cstheme="minorHAnsi"/>
-                <w:color w:val="10162F"/>
-                <w:sz w:val="20"/>
-                <w:szCs w:val="20"/>
-              </w:rPr>
-              <w:t>Sample size = 100</w:t>
-            </w:r>
-          </w:p>
-        </w:tc>
-      </w:tr>
-      <w:tr>
-        <w:tc>
-          <w:tcPr>
-            <w:tcW w:w="9962" w:type="dxa"/>
-          </w:tcPr>
-          <w:p>
-            <w:pPr>
-              <w:rPr>
-                <w:rFonts w:asciiTheme="minorHAnsi" w:hAnsiTheme="minorHAnsi" w:cstheme="minorHAnsi"/>
-                <w:color w:val="10162F"/>
-                <w:sz w:val="20"/>
-                <w:szCs w:val="20"/>
-              </w:rPr>
-            </w:pPr>
-            <w:r>
-              <w:rPr>
-                <w:rFonts w:asciiTheme="minorHAnsi" w:hAnsiTheme="minorHAnsi" w:cstheme="minorHAnsi"/>
+                <w:noProof/>
                 <w:color w:val="10162F"/>
                 <w:sz w:val="20"/>
                 <w:szCs w:val="20"/>
@@ -1567,6 +1251,7 @@
             <w:r>
               <w:rPr>
                 <w:rFonts w:asciiTheme="minorHAnsi" w:hAnsiTheme="minorHAnsi" w:cstheme="minorHAnsi"/>
+                <w:noProof/>
                 <w:color w:val="10162F"/>
                 <w:sz w:val="20"/>
                 <w:szCs w:val="20"/>
@@ -1706,78 +1391,6 @@
         </w:rPr>
       </w:pPr>
     </w:p>
-    <w:p>
-      <w:pPr>
-        <w:rPr>
-          <w:b/>
-          <w:sz w:val="20"/>
-          <w:szCs w:val="20"/>
-        </w:rPr>
-      </w:pPr>
-    </w:p>
-    <w:p>
-      <w:pPr>
-        <w:rPr>
-          <w:b/>
-          <w:sz w:val="20"/>
-          <w:szCs w:val="20"/>
-        </w:rPr>
-      </w:pPr>
-    </w:p>
-    <w:p>
-      <w:pPr>
-        <w:rPr>
-          <w:b/>
-          <w:sz w:val="20"/>
-          <w:szCs w:val="20"/>
-        </w:rPr>
-      </w:pPr>
-    </w:p>
-    <w:p>
-      <w:pPr>
-        <w:rPr>
-          <w:b/>
-          <w:sz w:val="20"/>
-          <w:szCs w:val="20"/>
-        </w:rPr>
-      </w:pPr>
-    </w:p>
-    <w:p>
-      <w:pPr>
-        <w:rPr>
-          <w:b/>
-          <w:sz w:val="20"/>
-          <w:szCs w:val="20"/>
-        </w:rPr>
-      </w:pPr>
-    </w:p>
-    <w:p>
-      <w:pPr>
-        <w:rPr>
-          <w:b/>
-          <w:sz w:val="20"/>
-          <w:szCs w:val="20"/>
-        </w:rPr>
-      </w:pPr>
-    </w:p>
-    <w:p>
-      <w:pPr>
-        <w:rPr>
-          <w:b/>
-          <w:sz w:val="20"/>
-          <w:szCs w:val="20"/>
-        </w:rPr>
-      </w:pPr>
-    </w:p>
-    <w:p>
-      <w:pPr>
-        <w:rPr>
-          <w:b/>
-          <w:sz w:val="20"/>
-          <w:szCs w:val="20"/>
-        </w:rPr>
-      </w:pPr>
-    </w:p>
     <w:tbl>
       <w:tblPr>
         <w:tblW w:w="10080" w:type="dxa"/>
@@ -1825,7 +1438,6 @@
                 <w:sz w:val="20"/>
                 <w:szCs w:val="20"/>
               </w:rPr>
-              <w:lastRenderedPageBreak/>
               <w:t>Skill 3</w:t>
             </w:r>
             <w:r>
@@ -1978,28 +1590,43 @@
           <w:sz w:val="20"/>
           <w:szCs w:val="20"/>
         </w:rPr>
-        <w:t>In statistics, we often want to learn about a large population. Since collecting data for an entire population is often impossible, researchers may use a smaller sample of data to try to answer their questions.</w:t>
-      </w:r>
-    </w:p>
-    <w:p>
-      <w:pPr>
-        <w:shd w:val="clear" w:color="auto" w:fill="FFFFFF"/>
-        <w:spacing w:after="100" w:afterAutospacing="1"/>
-        <w:rPr>
-          <w:rFonts w:asciiTheme="minorHAnsi" w:hAnsiTheme="minorHAnsi" w:cstheme="minorHAnsi"/>
-          <w:color w:val="10162F"/>
-          <w:sz w:val="20"/>
-          <w:szCs w:val="20"/>
-        </w:rPr>
-      </w:pPr>
-      <w:r>
-        <w:rPr>
-          <w:rFonts w:asciiTheme="minorHAnsi" w:hAnsiTheme="minorHAnsi" w:cstheme="minorHAnsi"/>
-          <w:color w:val="10162F"/>
-          <w:sz w:val="20"/>
-          <w:szCs w:val="20"/>
-        </w:rPr>
-        <w:t>To do this, a researcher might calculate a statistic such as mean or median for a sample of data. Then they can use that statistic as an estimate for the population value they really care about.</w:t>
+        <w:t xml:space="preserve">Since collecting data for an entire population is often impossible, researchers may use </w:t>
+      </w:r>
+      <w:r>
+        <w:rPr>
+          <w:rFonts w:asciiTheme="minorHAnsi" w:hAnsiTheme="minorHAnsi" w:cstheme="minorHAnsi"/>
+          <w:color w:val="10162F"/>
+          <w:sz w:val="20"/>
+          <w:szCs w:val="20"/>
+        </w:rPr>
+        <w:t>many</w:t>
+      </w:r>
+      <w:r>
+        <w:rPr>
+          <w:rFonts w:asciiTheme="minorHAnsi" w:hAnsiTheme="minorHAnsi" w:cstheme="minorHAnsi"/>
+          <w:color w:val="10162F"/>
+          <w:sz w:val="20"/>
+          <w:szCs w:val="20"/>
+        </w:rPr>
+        <w:t xml:space="preserve"> smaller sample</w:t>
+      </w:r>
+      <w:r>
+        <w:rPr>
+          <w:rFonts w:asciiTheme="minorHAnsi" w:hAnsiTheme="minorHAnsi" w:cstheme="minorHAnsi"/>
+          <w:color w:val="10162F"/>
+          <w:sz w:val="20"/>
+          <w:szCs w:val="20"/>
+        </w:rPr>
+        <w:t>s</w:t>
+      </w:r>
+      <w:r>
+        <w:rPr>
+          <w:rFonts w:asciiTheme="minorHAnsi" w:hAnsiTheme="minorHAnsi" w:cstheme="minorHAnsi"/>
+          <w:color w:val="10162F"/>
+          <w:sz w:val="20"/>
+          <w:szCs w:val="20"/>
+        </w:rPr>
+        <w:t xml:space="preserve"> of data to try to answer their questions.</w:t>
       </w:r>
     </w:p>
     <w:p>
@@ -2105,6 +1732,216 @@
         </w:rPr>
         <w:t xml:space="preserve"> use to simulate random sampling. </w:t>
       </w:r>
+    </w:p>
+    <w:p>
+      <w:pPr>
+        <w:pStyle w:val="g-md-li"/>
+        <w:shd w:val="clear" w:color="auto" w:fill="FFFFFF"/>
+        <w:spacing w:before="0" w:beforeAutospacing="0" w:after="0" w:afterAutospacing="0"/>
+        <w:rPr>
+          <w:rFonts w:asciiTheme="minorHAnsi" w:hAnsiTheme="minorHAnsi" w:cstheme="minorHAnsi"/>
+          <w:color w:val="10162F"/>
+          <w:sz w:val="20"/>
+          <w:szCs w:val="20"/>
+          <w:shd w:val="clear" w:color="auto" w:fill="FFFFFF"/>
+        </w:rPr>
+      </w:pPr>
+    </w:p>
+    <w:p>
+      <w:pPr>
+        <w:pStyle w:val="g-md-li"/>
+        <w:shd w:val="clear" w:color="auto" w:fill="FFFFFF"/>
+        <w:spacing w:before="0" w:beforeAutospacing="0" w:after="0" w:afterAutospacing="0"/>
+        <w:rPr>
+          <w:rFonts w:asciiTheme="minorHAnsi" w:hAnsiTheme="minorHAnsi" w:cstheme="minorHAnsi"/>
+          <w:color w:val="10162F"/>
+          <w:sz w:val="20"/>
+          <w:szCs w:val="20"/>
+          <w:shd w:val="clear" w:color="auto" w:fill="FFFFFF"/>
+        </w:rPr>
+      </w:pPr>
+    </w:p>
+    <w:p>
+      <w:pPr>
+        <w:pStyle w:val="g-md-li"/>
+        <w:shd w:val="clear" w:color="auto" w:fill="FFFFFF"/>
+        <w:spacing w:before="0" w:beforeAutospacing="0" w:after="0" w:afterAutospacing="0"/>
+        <w:rPr>
+          <w:rFonts w:asciiTheme="minorHAnsi" w:hAnsiTheme="minorHAnsi" w:cstheme="minorHAnsi"/>
+          <w:color w:val="10162F"/>
+          <w:sz w:val="20"/>
+          <w:szCs w:val="20"/>
+          <w:shd w:val="clear" w:color="auto" w:fill="FFFFFF"/>
+        </w:rPr>
+      </w:pPr>
+    </w:p>
+    <w:p>
+      <w:pPr>
+        <w:pStyle w:val="g-md-li"/>
+        <w:shd w:val="clear" w:color="auto" w:fill="FFFFFF"/>
+        <w:spacing w:before="0" w:beforeAutospacing="0" w:after="0" w:afterAutospacing="0"/>
+        <w:rPr>
+          <w:rFonts w:asciiTheme="minorHAnsi" w:hAnsiTheme="minorHAnsi" w:cstheme="minorHAnsi"/>
+          <w:color w:val="10162F"/>
+          <w:sz w:val="20"/>
+          <w:szCs w:val="20"/>
+          <w:shd w:val="clear" w:color="auto" w:fill="FFFFFF"/>
+        </w:rPr>
+      </w:pPr>
+    </w:p>
+    <w:p>
+      <w:pPr>
+        <w:pStyle w:val="g-md-li"/>
+        <w:shd w:val="clear" w:color="auto" w:fill="FFFFFF"/>
+        <w:spacing w:before="0" w:beforeAutospacing="0" w:after="0" w:afterAutospacing="0"/>
+        <w:rPr>
+          <w:rFonts w:asciiTheme="minorHAnsi" w:hAnsiTheme="minorHAnsi" w:cstheme="minorHAnsi"/>
+          <w:color w:val="10162F"/>
+          <w:sz w:val="20"/>
+          <w:szCs w:val="20"/>
+          <w:shd w:val="clear" w:color="auto" w:fill="FFFFFF"/>
+        </w:rPr>
+      </w:pPr>
+    </w:p>
+    <w:p>
+      <w:pPr>
+        <w:pStyle w:val="g-md-li"/>
+        <w:shd w:val="clear" w:color="auto" w:fill="FFFFFF"/>
+        <w:spacing w:before="0" w:beforeAutospacing="0" w:after="0" w:afterAutospacing="0"/>
+        <w:rPr>
+          <w:rFonts w:asciiTheme="minorHAnsi" w:hAnsiTheme="minorHAnsi" w:cstheme="minorHAnsi"/>
+          <w:color w:val="10162F"/>
+          <w:sz w:val="20"/>
+          <w:szCs w:val="20"/>
+          <w:shd w:val="clear" w:color="auto" w:fill="FFFFFF"/>
+        </w:rPr>
+      </w:pPr>
+    </w:p>
+    <w:p>
+      <w:pPr>
+        <w:pStyle w:val="g-md-li"/>
+        <w:shd w:val="clear" w:color="auto" w:fill="FFFFFF"/>
+        <w:spacing w:before="0" w:beforeAutospacing="0" w:after="0" w:afterAutospacing="0"/>
+        <w:rPr>
+          <w:rFonts w:asciiTheme="minorHAnsi" w:hAnsiTheme="minorHAnsi" w:cstheme="minorHAnsi"/>
+          <w:color w:val="10162F"/>
+          <w:sz w:val="20"/>
+          <w:szCs w:val="20"/>
+          <w:shd w:val="clear" w:color="auto" w:fill="FFFFFF"/>
+        </w:rPr>
+      </w:pPr>
+    </w:p>
+    <w:p>
+      <w:pPr>
+        <w:pStyle w:val="g-md-li"/>
+        <w:shd w:val="clear" w:color="auto" w:fill="FFFFFF"/>
+        <w:spacing w:before="0" w:beforeAutospacing="0" w:after="0" w:afterAutospacing="0"/>
+        <w:rPr>
+          <w:rFonts w:asciiTheme="minorHAnsi" w:hAnsiTheme="minorHAnsi" w:cstheme="minorHAnsi"/>
+          <w:color w:val="10162F"/>
+          <w:sz w:val="20"/>
+          <w:szCs w:val="20"/>
+          <w:shd w:val="clear" w:color="auto" w:fill="FFFFFF"/>
+        </w:rPr>
+      </w:pPr>
+    </w:p>
+    <w:p>
+      <w:pPr>
+        <w:pStyle w:val="g-md-li"/>
+        <w:shd w:val="clear" w:color="auto" w:fill="FFFFFF"/>
+        <w:spacing w:before="0" w:beforeAutospacing="0" w:after="0" w:afterAutospacing="0"/>
+        <w:rPr>
+          <w:rFonts w:asciiTheme="minorHAnsi" w:hAnsiTheme="minorHAnsi" w:cstheme="minorHAnsi"/>
+          <w:color w:val="10162F"/>
+          <w:sz w:val="20"/>
+          <w:szCs w:val="20"/>
+          <w:shd w:val="clear" w:color="auto" w:fill="FFFFFF"/>
+        </w:rPr>
+      </w:pPr>
+    </w:p>
+    <w:p>
+      <w:pPr>
+        <w:pStyle w:val="g-md-li"/>
+        <w:shd w:val="clear" w:color="auto" w:fill="FFFFFF"/>
+        <w:spacing w:before="0" w:beforeAutospacing="0" w:after="0" w:afterAutospacing="0"/>
+        <w:rPr>
+          <w:rFonts w:asciiTheme="minorHAnsi" w:hAnsiTheme="minorHAnsi" w:cstheme="minorHAnsi"/>
+          <w:color w:val="10162F"/>
+          <w:sz w:val="20"/>
+          <w:szCs w:val="20"/>
+          <w:shd w:val="clear" w:color="auto" w:fill="FFFFFF"/>
+        </w:rPr>
+      </w:pPr>
+    </w:p>
+    <w:p>
+      <w:pPr>
+        <w:pStyle w:val="g-md-li"/>
+        <w:shd w:val="clear" w:color="auto" w:fill="FFFFFF"/>
+        <w:spacing w:before="0" w:beforeAutospacing="0" w:after="0" w:afterAutospacing="0"/>
+        <w:rPr>
+          <w:rFonts w:asciiTheme="minorHAnsi" w:hAnsiTheme="minorHAnsi" w:cstheme="minorHAnsi"/>
+          <w:color w:val="10162F"/>
+          <w:sz w:val="20"/>
+          <w:szCs w:val="20"/>
+          <w:shd w:val="clear" w:color="auto" w:fill="FFFFFF"/>
+        </w:rPr>
+      </w:pPr>
+    </w:p>
+    <w:p>
+      <w:pPr>
+        <w:pStyle w:val="g-md-li"/>
+        <w:shd w:val="clear" w:color="auto" w:fill="FFFFFF"/>
+        <w:spacing w:before="0" w:beforeAutospacing="0" w:after="0" w:afterAutospacing="0"/>
+        <w:rPr>
+          <w:rFonts w:asciiTheme="minorHAnsi" w:hAnsiTheme="minorHAnsi" w:cstheme="minorHAnsi"/>
+          <w:color w:val="10162F"/>
+          <w:sz w:val="20"/>
+          <w:szCs w:val="20"/>
+          <w:shd w:val="clear" w:color="auto" w:fill="FFFFFF"/>
+        </w:rPr>
+      </w:pPr>
+    </w:p>
+    <w:p>
+      <w:pPr>
+        <w:pStyle w:val="g-md-li"/>
+        <w:shd w:val="clear" w:color="auto" w:fill="FFFFFF"/>
+        <w:spacing w:before="0" w:beforeAutospacing="0" w:after="0" w:afterAutospacing="0"/>
+        <w:rPr>
+          <w:rFonts w:asciiTheme="minorHAnsi" w:hAnsiTheme="minorHAnsi" w:cstheme="minorHAnsi"/>
+          <w:color w:val="10162F"/>
+          <w:sz w:val="20"/>
+          <w:szCs w:val="20"/>
+          <w:shd w:val="clear" w:color="auto" w:fill="FFFFFF"/>
+        </w:rPr>
+      </w:pPr>
+    </w:p>
+    <w:p>
+      <w:pPr>
+        <w:pStyle w:val="g-md-li"/>
+        <w:shd w:val="clear" w:color="auto" w:fill="FFFFFF"/>
+        <w:spacing w:before="0" w:beforeAutospacing="0" w:after="0" w:afterAutospacing="0"/>
+        <w:rPr>
+          <w:rFonts w:asciiTheme="minorHAnsi" w:hAnsiTheme="minorHAnsi" w:cstheme="minorHAnsi"/>
+          <w:color w:val="10162F"/>
+          <w:sz w:val="20"/>
+          <w:szCs w:val="20"/>
+          <w:shd w:val="clear" w:color="auto" w:fill="FFFFFF"/>
+        </w:rPr>
+      </w:pPr>
+    </w:p>
+    <w:p>
+      <w:pPr>
+        <w:pStyle w:val="g-md-li"/>
+        <w:shd w:val="clear" w:color="auto" w:fill="FFFFFF"/>
+        <w:spacing w:before="0" w:beforeAutospacing="0" w:after="0" w:afterAutospacing="0"/>
+        <w:rPr>
+          <w:rFonts w:asciiTheme="minorHAnsi" w:hAnsiTheme="minorHAnsi" w:cstheme="minorHAnsi"/>
+          <w:color w:val="10162F"/>
+          <w:sz w:val="20"/>
+          <w:szCs w:val="20"/>
+          <w:shd w:val="clear" w:color="auto" w:fill="FFFFFF"/>
+        </w:rPr>
+      </w:pPr>
     </w:p>
     <w:p>
       <w:pPr>
@@ -2159,6 +1996,7 @@
                 <w:szCs w:val="20"/>
                 <w:shd w:val="clear" w:color="auto" w:fill="F2F2F2" w:themeFill="background1" w:themeFillShade="F2"/>
               </w:rPr>
+              <w:lastRenderedPageBreak/>
               <w:t>Code</w:t>
             </w:r>
           </w:p>
@@ -3727,53 +3565,6 @@
             <w:pPr>
               <w:shd w:val="clear" w:color="auto" w:fill="FFFFFF"/>
               <w:spacing w:line="285" w:lineRule="atLeast"/>
-              <w:rPr>
-                <w:rFonts w:ascii="Consolas" w:hAnsi="Consolas"/>
-                <w:color w:val="3B3B3B"/>
-                <w:sz w:val="20"/>
-                <w:szCs w:val="20"/>
-              </w:rPr>
-            </w:pPr>
-          </w:p>
-          <w:p>
-            <w:pPr>
-              <w:shd w:val="clear" w:color="auto" w:fill="FFFFFF"/>
-              <w:spacing w:line="285" w:lineRule="atLeast"/>
-              <w:rPr>
-                <w:rFonts w:ascii="Consolas" w:hAnsi="Consolas"/>
-                <w:color w:val="3B3B3B"/>
-                <w:sz w:val="20"/>
-                <w:szCs w:val="20"/>
-              </w:rPr>
-            </w:pPr>
-          </w:p>
-          <w:p>
-            <w:pPr>
-              <w:shd w:val="clear" w:color="auto" w:fill="FFFFFF"/>
-              <w:spacing w:line="285" w:lineRule="atLeast"/>
-              <w:rPr>
-                <w:rFonts w:ascii="Consolas" w:hAnsi="Consolas"/>
-                <w:color w:val="3B3B3B"/>
-                <w:sz w:val="20"/>
-                <w:szCs w:val="20"/>
-              </w:rPr>
-            </w:pPr>
-          </w:p>
-          <w:p>
-            <w:pPr>
-              <w:shd w:val="clear" w:color="auto" w:fill="FFFFFF"/>
-              <w:spacing w:line="285" w:lineRule="atLeast"/>
-              <w:rPr>
-                <w:rFonts w:ascii="Consolas" w:hAnsi="Consolas"/>
-                <w:color w:val="3B3B3B"/>
-                <w:sz w:val="20"/>
-                <w:szCs w:val="20"/>
-              </w:rPr>
-            </w:pPr>
-          </w:p>
-          <w:p>
-            <w:pPr>
-              <w:shd w:val="clear" w:color="auto" w:fill="FFFFFF"/>
               <w:rPr>
                 <w:rFonts w:ascii="Consolas" w:hAnsi="Consolas"/>
                 <w:color w:val="3B3B3B"/>
@@ -3814,7 +3605,6 @@
                 <w:szCs w:val="20"/>
                 <w:shd w:val="clear" w:color="auto" w:fill="F2F2F2" w:themeFill="background1" w:themeFillShade="F2"/>
               </w:rPr>
-              <w:lastRenderedPageBreak/>
               <w:t>Output</w:t>
             </w:r>
           </w:p>
@@ -3840,6 +3630,7 @@
             <w:r>
               <w:rPr>
                 <w:rFonts w:asciiTheme="minorHAnsi" w:hAnsiTheme="minorHAnsi" w:cstheme="minorHAnsi"/>
+                <w:noProof/>
                 <w:color w:val="10162F"/>
                 <w:sz w:val="20"/>
                 <w:szCs w:val="20"/>
@@ -4102,6 +3893,7 @@
                 <w:sz w:val="20"/>
                 <w:szCs w:val="20"/>
               </w:rPr>
+              <w:lastRenderedPageBreak/>
               <w:t>Skill 3</w:t>
             </w:r>
             <w:r>
@@ -4372,6 +4164,7 @@
       <w:r>
         <w:rPr>
           <w:rFonts w:ascii="Segoe UI" w:hAnsi="Segoe UI" w:cs="Segoe UI"/>
+          <w:noProof/>
           <w:color w:val="10162F"/>
           <w:sz w:val="20"/>
           <w:szCs w:val="20"/>
@@ -4430,32 +4223,7 @@
           <w:sz w:val="20"/>
           <w:szCs w:val="20"/>
         </w:rPr>
-        <w:lastRenderedPageBreak/>
-        <w:t>Next, w</w:t>
-      </w:r>
-      <w:r>
-        <w:rPr>
-          <w:rFonts w:asciiTheme="minorHAnsi" w:hAnsiTheme="minorHAnsi" w:cstheme="minorHAnsi"/>
-          <w:sz w:val="20"/>
-          <w:szCs w:val="20"/>
-        </w:rPr>
-        <w:t xml:space="preserve">e repeatedly took samples of size 100, found their means, and graphed those means. When we compare that graph to a normal curve, they </w:t>
-      </w:r>
-      <w:r>
-        <w:rPr>
-          <w:rFonts w:asciiTheme="minorHAnsi" w:hAnsiTheme="minorHAnsi" w:cstheme="minorHAnsi"/>
-          <w:sz w:val="20"/>
-          <w:szCs w:val="20"/>
-        </w:rPr>
-        <w:t>are</w:t>
-      </w:r>
-      <w:r>
-        <w:rPr>
-          <w:rFonts w:asciiTheme="minorHAnsi" w:hAnsiTheme="minorHAnsi" w:cstheme="minorHAnsi"/>
-          <w:sz w:val="20"/>
-          <w:szCs w:val="20"/>
-        </w:rPr>
-        <w:t xml:space="preserve"> almost the same shape.</w:t>
+        <w:t>Next, we repeatedly took samples of size 100, found their means, and graphed those means. When we compare that graph to a normal curve, they are almost the same shape.</w:t>
       </w:r>
     </w:p>
     <w:p>
@@ -4482,6 +4250,7 @@
       <w:r>
         <w:rPr>
           <w:rFonts w:ascii="Segoe UI" w:hAnsi="Segoe UI" w:cs="Segoe UI"/>
+          <w:noProof/>
           <w:color w:val="10162F"/>
           <w:sz w:val="20"/>
           <w:szCs w:val="20"/>
@@ -4718,6 +4487,7 @@
                 <w:sz w:val="20"/>
                 <w:szCs w:val="20"/>
               </w:rPr>
+              <w:lastRenderedPageBreak/>
               <w:t>Skill 3</w:t>
             </w:r>
             <w:r>
@@ -4785,16 +4555,7 @@
           <w:sz w:val="20"/>
           <w:szCs w:val="20"/>
         </w:rPr>
-        <w:t>4</w:t>
-      </w:r>
-      <w:r>
-        <w:rPr>
-          <w:rFonts w:asciiTheme="minorHAnsi" w:hAnsiTheme="minorHAnsi" w:cstheme="minorHAnsi"/>
-          <w:b/>
-          <w:sz w:val="20"/>
-          <w:szCs w:val="20"/>
-        </w:rPr>
-        <w:t>.4</w:t>
+        <w:t>2.4</w:t>
       </w:r>
       <w:r>
         <w:rPr>
@@ -4864,17 +4625,7 @@
           <w:szCs w:val="20"/>
           <w:shd w:val="clear" w:color="auto" w:fill="FFFFFF"/>
         </w:rPr>
-        <w:t>The CLT not only establishes that the sampling distribution will be normally distributed, but it also allows us to describe that </w:t>
-      </w:r>
-      <w:r>
-        <w:rPr>
-          <w:rFonts w:asciiTheme="minorHAnsi" w:hAnsiTheme="minorHAnsi" w:cstheme="minorHAnsi"/>
-          <w:color w:val="10162F"/>
-          <w:sz w:val="20"/>
-          <w:szCs w:val="20"/>
-          <w:shd w:val="clear" w:color="auto" w:fill="FFFFFF"/>
-        </w:rPr>
-        <w:t>normal distribution</w:t>
+        <w:t>The CLT not only establishes that the sampling distribution will be normally distributed, but it also allows us to describe that normal distribution</w:t>
       </w:r>
       <w:r>
         <w:rPr>
@@ -5254,6 +5005,7 @@
         <w:rPr>
           <w:rFonts w:asciiTheme="minorHAnsi" w:hAnsiTheme="minorHAnsi" w:cstheme="minorHAnsi"/>
           <w:b/>
+          <w:noProof/>
           <w:sz w:val="20"/>
           <w:szCs w:val="20"/>
         </w:rPr>
@@ -5312,57 +5064,37 @@
           <w:szCs w:val="20"/>
           <w:shd w:val="clear" w:color="auto" w:fill="FFFFFF"/>
         </w:rPr>
-        <w:t xml:space="preserve">As an example of this, let’s look again at our salmon fish population. </w:t>
-      </w:r>
-      <w:r>
-        <w:rPr>
-          <w:rFonts w:asciiTheme="minorHAnsi" w:hAnsiTheme="minorHAnsi" w:cstheme="minorHAnsi"/>
-          <w:color w:val="10162F"/>
-          <w:sz w:val="20"/>
-          <w:szCs w:val="20"/>
-          <w:shd w:val="clear" w:color="auto" w:fill="FFFFFF"/>
-        </w:rPr>
-        <w:t>In the l</w:t>
-      </w:r>
-      <w:r>
-        <w:rPr>
-          <w:rFonts w:asciiTheme="minorHAnsi" w:hAnsiTheme="minorHAnsi" w:cstheme="minorHAnsi"/>
-          <w:color w:val="10162F"/>
-          <w:sz w:val="20"/>
-          <w:szCs w:val="20"/>
-          <w:shd w:val="clear" w:color="auto" w:fill="FFFFFF"/>
-        </w:rPr>
-        <w:t>ast exercise, we saw that the sampling distribution of the mean was normally distributed. In the plot below, we can see that the mean of the simulated sampling distribution is approximately equal to the population mean.</w:t>
-      </w:r>
-    </w:p>
-    <w:p>
-      <w:pPr>
-        <w:rPr>
-          <w:rFonts w:asciiTheme="minorHAnsi" w:hAnsiTheme="minorHAnsi" w:cstheme="minorHAnsi"/>
-          <w:color w:val="10162F"/>
-          <w:sz w:val="20"/>
-          <w:szCs w:val="20"/>
-          <w:shd w:val="clear" w:color="auto" w:fill="FFFFFF"/>
-        </w:rPr>
-      </w:pPr>
-    </w:p>
-    <w:p>
-      <w:pPr>
-        <w:rPr>
-          <w:rFonts w:asciiTheme="minorHAnsi" w:hAnsiTheme="minorHAnsi" w:cstheme="minorHAnsi"/>
-          <w:b/>
-          <w:sz w:val="20"/>
-          <w:szCs w:val="20"/>
-        </w:rPr>
-      </w:pPr>
-      <w:r>
-        <w:rPr>
-          <w:rFonts w:asciiTheme="minorHAnsi" w:hAnsiTheme="minorHAnsi" w:cstheme="minorHAnsi"/>
-          <w:b/>
-          <w:sz w:val="20"/>
-          <w:szCs w:val="20"/>
-        </w:rPr>
-        <w:lastRenderedPageBreak/>
+        <w:t>As an example of this, let’s look again at our salmon fish population. In the last exercise, we saw that the sampling distribution of the mean was normally distributed. In the plot below, we can see that the mean of the simulated sampling distribution is approximately equal to the population mean.</w:t>
+      </w:r>
+    </w:p>
+    <w:p>
+      <w:pPr>
+        <w:rPr>
+          <w:rFonts w:asciiTheme="minorHAnsi" w:hAnsiTheme="minorHAnsi" w:cstheme="minorHAnsi"/>
+          <w:color w:val="10162F"/>
+          <w:sz w:val="20"/>
+          <w:szCs w:val="20"/>
+          <w:shd w:val="clear" w:color="auto" w:fill="FFFFFF"/>
+        </w:rPr>
+      </w:pPr>
+    </w:p>
+    <w:p>
+      <w:pPr>
+        <w:rPr>
+          <w:rFonts w:asciiTheme="minorHAnsi" w:hAnsiTheme="minorHAnsi" w:cstheme="minorHAnsi"/>
+          <w:b/>
+          <w:sz w:val="20"/>
+          <w:szCs w:val="20"/>
+        </w:rPr>
+      </w:pPr>
+      <w:r>
+        <w:rPr>
+          <w:rFonts w:asciiTheme="minorHAnsi" w:hAnsiTheme="minorHAnsi" w:cstheme="minorHAnsi"/>
+          <w:b/>
+          <w:noProof/>
+          <w:sz w:val="20"/>
+          <w:szCs w:val="20"/>
+        </w:rPr>
         <w:drawing>
           <wp:inline distT="0" distB="0" distL="0" distR="0" wp14:anchorId="7E089EC3" wp14:editId="19E9DFE7">
             <wp:extent cx="2754748" cy="2015231"/>
@@ -5409,6 +5141,7 @@
         <w:rPr>
           <w:rFonts w:asciiTheme="minorHAnsi" w:hAnsiTheme="minorHAnsi" w:cstheme="minorHAnsi"/>
           <w:b/>
+          <w:noProof/>
           <w:sz w:val="20"/>
           <w:szCs w:val="20"/>
         </w:rPr>
@@ -5513,6 +5246,7 @@
         <w:rPr>
           <w:rFonts w:asciiTheme="minorHAnsi" w:hAnsiTheme="minorHAnsi" w:cstheme="minorHAnsi"/>
           <w:b/>
+          <w:noProof/>
           <w:sz w:val="20"/>
           <w:szCs w:val="20"/>
         </w:rPr>
@@ -5581,6 +5315,7 @@
           <w:szCs w:val="20"/>
           <w:shd w:val="clear" w:color="auto" w:fill="FFFFFF"/>
         </w:rPr>
+        <w:lastRenderedPageBreak/>
         <w:t xml:space="preserve">The standard deviation of the sampling distribution of the mean is called the </w:t>
       </w:r>
       <w:r>
@@ -5650,6 +5385,7 @@
         <w:rPr>
           <w:rFonts w:asciiTheme="minorHAnsi" w:hAnsiTheme="minorHAnsi" w:cstheme="minorHAnsi"/>
           <w:b/>
+          <w:noProof/>
           <w:sz w:val="20"/>
           <w:szCs w:val="20"/>
         </w:rPr>
@@ -6157,7 +5893,6 @@
           <w:sz w:val="20"/>
           <w:szCs w:val="20"/>
         </w:rPr>
-        <w:lastRenderedPageBreak/>
         <w:t>Since the sample mean is centered at the population mean, it is called an unbiased estimator. In general, a statistic is an unbiased estimator if its sampling distribution is centered at the true population value.</w:t>
       </w:r>
     </w:p>
@@ -6766,81 +6501,7 @@
           <w:szCs w:val="20"/>
           <w:shd w:val="clear" w:color="auto" w:fill="FFFFFF"/>
         </w:rPr>
-        <w:t>We want to calculate the probability that the average weight of those 10 fish is less than or equal to 75 lbs (750</w:t>
-      </w:r>
-      <w:r>
-        <w:rPr>
-          <w:rFonts w:asciiTheme="minorHAnsi" w:hAnsiTheme="minorHAnsi" w:cstheme="minorHAnsi"/>
-          <w:sz w:val="20"/>
-          <w:szCs w:val="20"/>
-          <w:shd w:val="clear" w:color="auto" w:fill="FFFFFF"/>
-        </w:rPr>
-        <w:t xml:space="preserve"> </w:t>
-      </w:r>
-      <w:r>
-        <w:rPr>
-          <w:rFonts w:asciiTheme="minorHAnsi" w:hAnsiTheme="minorHAnsi" w:cstheme="minorHAnsi"/>
-          <w:sz w:val="20"/>
-          <w:szCs w:val="20"/>
-          <w:shd w:val="clear" w:color="auto" w:fill="FFFFFF"/>
-        </w:rPr>
-        <w:t>÷</w:t>
-      </w:r>
-      <w:r>
-        <w:rPr>
-          <w:rFonts w:asciiTheme="minorHAnsi" w:hAnsiTheme="minorHAnsi" w:cstheme="minorHAnsi"/>
-          <w:sz w:val="20"/>
-          <w:szCs w:val="20"/>
-          <w:shd w:val="clear" w:color="auto" w:fill="FFFFFF"/>
-        </w:rPr>
-        <w:t xml:space="preserve"> </w:t>
-      </w:r>
-      <w:r>
-        <w:rPr>
-          <w:rFonts w:asciiTheme="minorHAnsi" w:hAnsiTheme="minorHAnsi" w:cstheme="minorHAnsi"/>
-          <w:sz w:val="20"/>
-          <w:szCs w:val="20"/>
-          <w:shd w:val="clear" w:color="auto" w:fill="FFFFFF"/>
-        </w:rPr>
-        <w:t>10)</w:t>
-      </w:r>
-    </w:p>
-    <w:p>
-      <w:pPr>
-        <w:rPr>
-          <w:rFonts w:asciiTheme="minorHAnsi" w:hAnsiTheme="minorHAnsi" w:cstheme="minorHAnsi"/>
-          <w:sz w:val="20"/>
-          <w:szCs w:val="20"/>
-          <w:shd w:val="clear" w:color="auto" w:fill="FFFFFF"/>
-        </w:rPr>
-      </w:pPr>
-    </w:p>
-    <w:p>
-      <w:pPr>
-        <w:rPr>
-          <w:rFonts w:asciiTheme="minorHAnsi" w:hAnsiTheme="minorHAnsi" w:cstheme="minorHAnsi"/>
-          <w:sz w:val="20"/>
-          <w:szCs w:val="20"/>
-          <w:shd w:val="clear" w:color="auto" w:fill="FFFFFF"/>
-        </w:rPr>
-      </w:pPr>
-      <w:r>
-        <w:rPr>
-          <w:rFonts w:asciiTheme="minorHAnsi" w:hAnsiTheme="minorHAnsi" w:cstheme="minorHAnsi"/>
-          <w:sz w:val="20"/>
-          <w:szCs w:val="20"/>
-          <w:shd w:val="clear" w:color="auto" w:fill="FFFFFF"/>
-        </w:rPr>
-        <w:t>Using the Central Limit Theorem, we model the mean weight of 10 randomly sampled salmon as approximately normally distributed with mean 60 and standard error 40/</w:t>
-      </w:r>
-      <w:r>
-        <w:rPr>
-          <w:rFonts w:asciiTheme="minorHAnsi" w:hAnsiTheme="minorHAnsi" w:cstheme="minorHAnsi"/>
-          <w:sz w:val="20"/>
-          <w:szCs w:val="20"/>
-          <w:shd w:val="clear" w:color="auto" w:fill="FFFFFF"/>
-        </w:rPr>
-        <w:t>10</w:t>
+        <w:t>We want to calculate the probability that the average weight of those 10 fish is less than or equal to 75 lbs (750 ÷ 10)</w:t>
       </w:r>
     </w:p>
     <w:p>
@@ -6877,16 +6538,7 @@
           <w:sz w:val="20"/>
           <w:szCs w:val="20"/>
         </w:rPr>
-        <w:t>40/</w:t>
-      </w:r>
-      <w:r>
-        <w:rPr>
-          <w:rStyle w:val="katex-mathml"/>
-          <w:rFonts w:asciiTheme="minorHAnsi" w:hAnsiTheme="minorHAnsi" w:cstheme="minorHAnsi"/>
-          <w:sz w:val="20"/>
-          <w:szCs w:val="20"/>
-        </w:rPr>
-        <w:t>sqrt(10)</w:t>
+        <w:t>40/sqrt(10)</w:t>
       </w:r>
       <w:r>
         <w:rPr>
@@ -6974,7 +6626,6 @@
           <w:p>
             <w:pPr>
               <w:shd w:val="clear" w:color="auto" w:fill="FFFFFF"/>
-              <w:spacing w:line="285" w:lineRule="atLeast"/>
               <w:rPr>
                 <w:rFonts w:ascii="Consolas" w:hAnsi="Consolas"/>
                 <w:color w:val="3B3B3B"/>
@@ -7022,7 +6673,6 @@
           <w:p>
             <w:pPr>
               <w:shd w:val="clear" w:color="auto" w:fill="FFFFFF"/>
-              <w:spacing w:line="285" w:lineRule="atLeast"/>
               <w:rPr>
                 <w:rFonts w:ascii="Consolas" w:hAnsi="Consolas"/>
                 <w:color w:val="3B3B3B"/>
@@ -7070,7 +6720,6 @@
           <w:p>
             <w:pPr>
               <w:shd w:val="clear" w:color="auto" w:fill="FFFFFF"/>
-              <w:spacing w:line="285" w:lineRule="atLeast"/>
               <w:rPr>
                 <w:rFonts w:ascii="Consolas" w:hAnsi="Consolas"/>
                 <w:color w:val="3B3B3B"/>
@@ -7118,7 +6767,6 @@
           <w:p>
             <w:pPr>
               <w:shd w:val="clear" w:color="auto" w:fill="FFFFFF"/>
-              <w:spacing w:line="285" w:lineRule="atLeast"/>
               <w:rPr>
                 <w:rFonts w:ascii="Consolas" w:hAnsi="Consolas"/>
                 <w:color w:val="3B3B3B"/>
@@ -7166,7 +6814,6 @@
           <w:p>
             <w:pPr>
               <w:shd w:val="clear" w:color="auto" w:fill="FFFFFF"/>
-              <w:spacing w:line="285" w:lineRule="atLeast"/>
               <w:rPr>
                 <w:rFonts w:ascii="Consolas" w:hAnsi="Consolas"/>
                 <w:color w:val="3B3B3B"/>
@@ -7250,7 +6897,6 @@
           <w:p>
             <w:pPr>
               <w:shd w:val="clear" w:color="auto" w:fill="FFFFFF"/>
-              <w:spacing w:line="285" w:lineRule="atLeast"/>
               <w:rPr>
                 <w:rFonts w:ascii="Consolas" w:hAnsi="Consolas"/>
                 <w:color w:val="3B3B3B"/>
@@ -7258,20 +6904,30 @@
                 <w:szCs w:val="20"/>
               </w:rPr>
             </w:pPr>
-            <w:r>
-              <w:rPr>
-                <w:rFonts w:ascii="Consolas" w:hAnsi="Consolas"/>
-                <w:color w:val="008000"/>
-                <w:sz w:val="20"/>
-                <w:szCs w:val="20"/>
-              </w:rPr>
-              <w:t># remember that **.5 is raising to the power of one half, or taking the square root</w:t>
-            </w:r>
           </w:p>
           <w:p>
             <w:pPr>
               <w:shd w:val="clear" w:color="auto" w:fill="FFFFFF"/>
-              <w:spacing w:line="285" w:lineRule="atLeast"/>
+              <w:rPr>
+                <w:rFonts w:ascii="Consolas" w:hAnsi="Consolas"/>
+                <w:color w:val="3B3B3B"/>
+                <w:sz w:val="20"/>
+                <w:szCs w:val="20"/>
+              </w:rPr>
+            </w:pPr>
+            <w:r>
+              <w:rPr>
+                <w:rFonts w:ascii="Consolas" w:hAnsi="Consolas"/>
+                <w:color w:val="008000"/>
+                <w:sz w:val="20"/>
+                <w:szCs w:val="20"/>
+              </w:rPr>
+              <w:t># remember that **.5 is raising to the power of one half, or taking the square root</w:t>
+            </w:r>
+          </w:p>
+          <w:p>
+            <w:pPr>
+              <w:shd w:val="clear" w:color="auto" w:fill="FFFFFF"/>
               <w:rPr>
                 <w:rFonts w:ascii="Consolas" w:hAnsi="Consolas"/>
                 <w:color w:val="3B3B3B"/>
@@ -7377,28 +7033,7 @@
           <w:szCs w:val="20"/>
           <w:shd w:val="clear" w:color="auto" w:fill="FFFFFF"/>
         </w:rPr>
-        <w:lastRenderedPageBreak/>
-        <w:t>Th</w:t>
-      </w:r>
-      <w:r>
-        <w:rPr>
-          <w:rFonts w:asciiTheme="minorHAnsi" w:hAnsiTheme="minorHAnsi" w:cstheme="minorHAnsi"/>
-          <w:color w:val="10162F"/>
-          <w:sz w:val="20"/>
-          <w:szCs w:val="20"/>
-          <w:shd w:val="clear" w:color="auto" w:fill="FFFFFF"/>
-        </w:rPr>
-        <w:t>e calculation above</w:t>
-      </w:r>
-      <w:r>
-        <w:rPr>
-          <w:rFonts w:asciiTheme="minorHAnsi" w:hAnsiTheme="minorHAnsi" w:cstheme="minorHAnsi"/>
-          <w:color w:val="10162F"/>
-          <w:sz w:val="20"/>
-          <w:szCs w:val="20"/>
-          <w:shd w:val="clear" w:color="auto" w:fill="FFFFFF"/>
-        </w:rPr>
-        <w:t xml:space="preserve"> returns 0.882, or a probability of 88.2% that the average weight of our sample of 10 fish will be less than or equal to 75.</w:t>
+        <w:t>The calculation above returns 0.882, or a probability of 88.2% that the average weight of our sample of 10 fish will be less than or equal to 75.</w:t>
       </w:r>
     </w:p>
     <w:p>
@@ -7474,33 +7109,7 @@
           <w:u w:val="single"/>
           <w:shd w:val="clear" w:color="auto" w:fill="FFFFFF"/>
         </w:rPr>
-        <w:t>.</w:t>
-      </w:r>
-      <w:r>
-        <w:rPr>
-          <w:rFonts w:asciiTheme="minorHAnsi" w:hAnsiTheme="minorHAnsi" w:cstheme="minorHAnsi"/>
-          <w:b/>
-          <w:bCs/>
-          <w:color w:val="002060"/>
-          <w:sz w:val="20"/>
-          <w:szCs w:val="20"/>
-          <w:u w:val="single"/>
-          <w:shd w:val="clear" w:color="auto" w:fill="FFFFFF"/>
-        </w:rPr>
-        <w:t>6</w:t>
-      </w:r>
-      <w:r>
-        <w:rPr>
-          <w:rFonts w:asciiTheme="minorHAnsi" w:hAnsiTheme="minorHAnsi" w:cstheme="minorHAnsi"/>
-          <w:b/>
-          <w:bCs/>
-          <w:color w:val="002060"/>
-          <w:sz w:val="20"/>
-          <w:szCs w:val="20"/>
-          <w:u w:val="single"/>
-          <w:shd w:val="clear" w:color="auto" w:fill="FFFFFF"/>
-        </w:rPr>
-        <w:t xml:space="preserve"> Exercise 1</w:t>
+        <w:t>.6 Exercise 1</w:t>
       </w:r>
     </w:p>
     <w:p>
@@ -9805,6 +9414,7 @@
   <w:style w:type="character" w:default="1" w:styleId="DefaultParagraphFont">
     <w:name w:val="Default Paragraph Font"/>
     <w:uiPriority w:val="1"/>
+    <w:semiHidden/>
     <w:unhideWhenUsed/>
   </w:style>
   <w:style w:type="table" w:default="1" w:styleId="TableNormal">
